--- a/Practicas Preprofesionales/Editables/05MerinoEdnanEvTutorAcademico.docx
+++ b/Practicas Preprofesionales/Editables/05MerinoEdnanEvTutorAcademico.docx
@@ -1,6 +1,6 @@
 
 <file path=word/document.xml><?xml version="1.0" encoding="utf-8"?>
-<w:document xmlns:wpc="http://schemas.microsoft.com/office/word/2010/wordprocessingCanvas" xmlns:cx="http://schemas.microsoft.com/office/drawing/2014/chartex" xmlns:cx1="http://schemas.microsoft.com/office/drawing/2015/9/8/chartex" xmlns:cx2="http://schemas.microsoft.com/office/drawing/2015/10/21/chartex" xmlns:cx3="http://schemas.microsoft.com/office/drawing/2016/5/9/chartex" xmlns:cx4="http://schemas.microsoft.com/office/drawing/2016/5/10/chartex" xmlns:cx5="http://schemas.microsoft.com/office/drawing/2016/5/11/chartex" xmlns:cx6="http://schemas.microsoft.com/office/drawing/2016/5/12/chartex" xmlns:cx7="http://schemas.microsoft.com/office/drawing/2016/5/13/chartex" xmlns:cx8="http://schemas.microsoft.com/office/drawing/2016/5/14/chartex" xmlns:mc="http://schemas.openxmlformats.org/markup-compatibility/2006" xmlns:aink="http://schemas.microsoft.com/office/drawing/2016/ink" xmlns:am3d="http://schemas.microsoft.com/office/drawing/2017/model3d" xmlns:o="urn:schemas-microsoft-com:office:office" xmlns:oel="http://schemas.microsoft.com/office/2019/extlst" xmlns:r="http://schemas.openxmlformats.org/officeDocument/2006/relationships" xmlns:m="http://schemas.openxmlformats.org/officeDocument/2006/math" xmlns:v="urn:schemas-microsoft-com:vml" xmlns:wp14="http://schemas.microsoft.com/office/word/2010/wordprocessingDrawing" xmlns:wp="http://schemas.openxmlformats.org/drawingml/2006/wordprocessingDrawing" xmlns:w10="urn:schemas-microsoft-com:office:word" xmlns:w="http://schemas.openxmlformats.org/wordprocessingml/2006/main" xmlns:w14="http://schemas.microsoft.com/office/word/2010/wordml" xmlns:w15="http://schemas.microsoft.com/office/word/2012/wordml" xmlns:w16cex="http://schemas.microsoft.com/office/word/2018/wordml/cex" xmlns:w16cid="http://schemas.microsoft.com/office/word/2016/wordml/cid" xmlns:w16="http://schemas.microsoft.com/office/word/2018/wordml" xmlns:w16du="http://schemas.microsoft.com/office/word/2023/wordml/word16du" xmlns:w16sdtdh="http://schemas.microsoft.com/office/word/2020/wordml/sdtdatahash" xmlns:w16sdtfl="http://schemas.microsoft.com/office/word/2024/wordml/sdtformatlock" xmlns:w16se="http://schemas.microsoft.com/office/word/2015/wordml/symex" xmlns:wpg="http://schemas.microsoft.com/office/word/2010/wordprocessingGroup" xmlns:wpi="http://schemas.microsoft.com/office/word/2010/wordprocessingInk" xmlns:wne="http://schemas.microsoft.com/office/word/2006/wordml" xmlns:wps="http://schemas.microsoft.com/office/word/2010/wordprocessingShape" mc:Ignorable="w14 w15 w16se w16cid w16 w16cex w16sdtdh w16sdtfl w16du wp14">
+<w:document xmlns:wpc="http://schemas.microsoft.com/office/word/2010/wordprocessingCanvas" xmlns:mc="http://schemas.openxmlformats.org/markup-compatibility/2006" xmlns:o="urn:schemas-microsoft-com:office:office" xmlns:r="http://schemas.openxmlformats.org/officeDocument/2006/relationships" xmlns:m="http://schemas.openxmlformats.org/officeDocument/2006/math" xmlns:v="urn:schemas-microsoft-com:vml" xmlns:wp14="http://schemas.microsoft.com/office/word/2010/wordprocessingDrawing" xmlns:wp="http://schemas.openxmlformats.org/drawingml/2006/wordprocessingDrawing" xmlns:w10="urn:schemas-microsoft-com:office:word" xmlns:w="http://schemas.openxmlformats.org/wordprocessingml/2006/main" xmlns:w14="http://schemas.microsoft.com/office/word/2010/wordml" xmlns:w15="http://schemas.microsoft.com/office/word/2012/wordml" xmlns:wpg="http://schemas.microsoft.com/office/word/2010/wordprocessingGroup" xmlns:wpi="http://schemas.microsoft.com/office/word/2010/wordprocessingInk" xmlns:wne="http://schemas.microsoft.com/office/word/2006/wordml" xmlns:wps="http://schemas.microsoft.com/office/word/2010/wordprocessingShape" mc:Ignorable="w14 w15 wp14">
   <w:body>
     <w:p>
       <w:pPr>
@@ -22,29 +22,7 @@
           <w:sz w:val="22"/>
           <w:szCs w:val="22"/>
         </w:rPr>
-        <w:t xml:space="preserve">FORMATO </w:t>
-      </w:r>
-      <w:proofErr w:type="spellStart"/>
-      <w:r>
-        <w:rPr>
-          <w:rFonts w:ascii="Times New Roman" w:hAnsi="Times New Roman"/>
-          <w:b/>
-          <w:color w:val="000000" w:themeColor="text1"/>
-          <w:sz w:val="22"/>
-          <w:szCs w:val="22"/>
-        </w:rPr>
-        <w:t>N°</w:t>
-      </w:r>
-      <w:proofErr w:type="spellEnd"/>
-      <w:r>
-        <w:rPr>
-          <w:rFonts w:ascii="Times New Roman" w:hAnsi="Times New Roman"/>
-          <w:b/>
-          <w:color w:val="000000" w:themeColor="text1"/>
-          <w:sz w:val="22"/>
-          <w:szCs w:val="22"/>
-        </w:rPr>
-        <w:t xml:space="preserve"> 0</w:t>
+        <w:t>FORMATO N° 0</w:t>
       </w:r>
       <w:r>
         <w:rPr>
@@ -723,7 +701,43 @@
           <w:sz w:val="18"/>
           <w:szCs w:val="18"/>
         </w:rPr>
-        <w:t xml:space="preserve"> S1-2025 (ABRIL – AGOSTO 2025)</w:t>
+        <w:t xml:space="preserve"> S</w:t>
+      </w:r>
+      <w:r>
+        <w:rPr>
+          <w:rFonts w:ascii="Times New Roman" w:hAnsi="Times New Roman"/>
+          <w:b/>
+          <w:sz w:val="18"/>
+          <w:szCs w:val="18"/>
+        </w:rPr>
+        <w:t>I1-2025 (OCTUBRE 2025 – MARZO</w:t>
+      </w:r>
+      <w:r>
+        <w:rPr>
+          <w:rFonts w:ascii="Times New Roman" w:hAnsi="Times New Roman"/>
+          <w:b/>
+          <w:sz w:val="18"/>
+          <w:szCs w:val="18"/>
+        </w:rPr>
+        <w:t xml:space="preserve"> 202</w:t>
+      </w:r>
+      <w:r>
+        <w:rPr>
+          <w:rFonts w:ascii="Times New Roman" w:hAnsi="Times New Roman"/>
+          <w:b/>
+          <w:sz w:val="18"/>
+          <w:szCs w:val="18"/>
+        </w:rPr>
+        <w:t>6</w:t>
+      </w:r>
+      <w:r>
+        <w:rPr>
+          <w:rFonts w:ascii="Times New Roman" w:hAnsi="Times New Roman"/>
+          <w:b/>
+          <w:sz w:val="18"/>
+          <w:szCs w:val="18"/>
+        </w:rPr>
+        <w:t>)</w:t>
       </w:r>
     </w:p>
     <w:p>
@@ -843,42 +857,6 @@
         </w:rPr>
         <w:t xml:space="preserve"> </w:t>
       </w:r>
-      <w:r>
-        <w:rPr>
-          <w:rFonts w:ascii="Times New Roman" w:hAnsi="Times New Roman"/>
-          <w:sz w:val="18"/>
-          <w:szCs w:val="18"/>
-          <w:lang w:val="es-EC"/>
-        </w:rPr>
-        <w:t xml:space="preserve">Vanessa </w:t>
-      </w:r>
-      <w:r>
-        <w:rPr>
-          <w:rFonts w:ascii="Times New Roman" w:hAnsi="Times New Roman"/>
-          <w:sz w:val="18"/>
-          <w:szCs w:val="18"/>
-          <w:lang w:val="es-EC"/>
-        </w:rPr>
-        <w:t xml:space="preserve">Noemi </w:t>
-      </w:r>
-      <w:r>
-        <w:rPr>
-          <w:rFonts w:ascii="Times New Roman" w:hAnsi="Times New Roman"/>
-          <w:sz w:val="18"/>
-          <w:szCs w:val="18"/>
-          <w:lang w:val="es-EC"/>
-        </w:rPr>
-        <w:t>Zurita</w:t>
-      </w:r>
-      <w:r>
-        <w:rPr>
-          <w:rFonts w:ascii="Times New Roman" w:hAnsi="Times New Roman"/>
-          <w:sz w:val="18"/>
-          <w:szCs w:val="18"/>
-          <w:lang w:val="es-EC"/>
-        </w:rPr>
-        <w:t xml:space="preserve"> </w:t>
-      </w:r>
       <w:proofErr w:type="spellStart"/>
       <w:r>
         <w:rPr>
@@ -887,9 +865,18 @@
           <w:szCs w:val="18"/>
           <w:lang w:val="es-EC"/>
         </w:rPr>
-        <w:t>Montaguano</w:t>
+        <w:t>Ednan</w:t>
       </w:r>
       <w:proofErr w:type="spellEnd"/>
+      <w:r>
+        <w:rPr>
+          <w:rFonts w:ascii="Times New Roman" w:hAnsi="Times New Roman"/>
+          <w:sz w:val="18"/>
+          <w:szCs w:val="18"/>
+          <w:lang w:val="es-EC"/>
+        </w:rPr>
+        <w:t xml:space="preserve"> Josué Merino Calderón</w:t>
+      </w:r>
     </w:p>
     <w:p>
       <w:pPr>
@@ -904,7 +891,6 @@
           <w:lang w:val="es-EC"/>
         </w:rPr>
       </w:pPr>
-      <w:proofErr w:type="spellStart"/>
       <w:r>
         <w:rPr>
           <w:rFonts w:ascii="Times New Roman" w:hAnsi="Times New Roman"/>
@@ -913,9 +899,71 @@
           <w:szCs w:val="18"/>
           <w:lang w:val="es-EC"/>
         </w:rPr>
-        <w:t>Nº</w:t>
-      </w:r>
-      <w:proofErr w:type="spellEnd"/>
+        <w:t>Nº de Cédula:</w:t>
+      </w:r>
+      <w:r>
+        <w:rPr>
+          <w:rFonts w:ascii="Times New Roman" w:hAnsi="Times New Roman"/>
+          <w:sz w:val="18"/>
+          <w:szCs w:val="18"/>
+          <w:lang w:val="es-EC"/>
+        </w:rPr>
+        <w:t xml:space="preserve"> </w:t>
+      </w:r>
+      <w:r>
+        <w:rPr>
+          <w:rFonts w:ascii="Times New Roman" w:hAnsi="Times New Roman"/>
+          <w:sz w:val="18"/>
+          <w:szCs w:val="18"/>
+          <w:lang w:val="es-EC"/>
+        </w:rPr>
+        <w:t>1718972597</w:t>
+      </w:r>
+      <w:r>
+        <w:rPr>
+          <w:rFonts w:ascii="Times New Roman" w:hAnsi="Times New Roman"/>
+          <w:sz w:val="18"/>
+          <w:szCs w:val="18"/>
+          <w:lang w:val="es-EC"/>
+        </w:rPr>
+        <w:tab/>
+      </w:r>
+      <w:r>
+        <w:rPr>
+          <w:rFonts w:ascii="Times New Roman" w:hAnsi="Times New Roman"/>
+          <w:sz w:val="18"/>
+          <w:szCs w:val="18"/>
+          <w:lang w:val="es-EC"/>
+        </w:rPr>
+        <w:tab/>
+      </w:r>
+      <w:r>
+        <w:rPr>
+          <w:rFonts w:ascii="Times New Roman" w:hAnsi="Times New Roman"/>
+          <w:sz w:val="18"/>
+          <w:szCs w:val="18"/>
+          <w:lang w:val="es-EC"/>
+        </w:rPr>
+        <w:tab/>
+      </w:r>
+      <w:r>
+        <w:rPr>
+          <w:rFonts w:ascii="Times New Roman" w:hAnsi="Times New Roman"/>
+          <w:sz w:val="18"/>
+          <w:szCs w:val="18"/>
+          <w:lang w:val="es-EC"/>
+        </w:rPr>
+        <w:tab/>
+      </w:r>
+      <w:r>
+        <w:rPr>
+          <w:rFonts w:ascii="Times New Roman" w:hAnsi="Times New Roman"/>
+          <w:sz w:val="18"/>
+          <w:szCs w:val="18"/>
+          <w:lang w:val="es-EC"/>
+        </w:rPr>
+        <w:t xml:space="preserve"> </w:t>
+      </w:r>
       <w:r>
         <w:rPr>
           <w:rFonts w:ascii="Times New Roman" w:hAnsi="Times New Roman"/>
@@ -924,79 +972,6 @@
           <w:szCs w:val="18"/>
           <w:lang w:val="es-EC"/>
         </w:rPr>
-        <w:t xml:space="preserve"> de Cédula:</w:t>
-      </w:r>
-      <w:r>
-        <w:rPr>
-          <w:rFonts w:ascii="Times New Roman" w:hAnsi="Times New Roman"/>
-          <w:sz w:val="18"/>
-          <w:szCs w:val="18"/>
-          <w:lang w:val="es-EC"/>
-        </w:rPr>
-        <w:t xml:space="preserve"> </w:t>
-      </w:r>
-      <w:r>
-        <w:rPr>
-          <w:rFonts w:ascii="Times New Roman" w:hAnsi="Times New Roman"/>
-          <w:sz w:val="18"/>
-          <w:szCs w:val="18"/>
-          <w:lang w:val="es-EC"/>
-        </w:rPr>
-        <w:t>1751399161</w:t>
-      </w:r>
-      <w:r>
-        <w:rPr>
-          <w:rFonts w:ascii="Times New Roman" w:hAnsi="Times New Roman"/>
-          <w:sz w:val="18"/>
-          <w:szCs w:val="18"/>
-          <w:lang w:val="es-EC"/>
-        </w:rPr>
-        <w:tab/>
-      </w:r>
-      <w:r>
-        <w:rPr>
-          <w:rFonts w:ascii="Times New Roman" w:hAnsi="Times New Roman"/>
-          <w:sz w:val="18"/>
-          <w:szCs w:val="18"/>
-          <w:lang w:val="es-EC"/>
-        </w:rPr>
-        <w:tab/>
-      </w:r>
-      <w:r>
-        <w:rPr>
-          <w:rFonts w:ascii="Times New Roman" w:hAnsi="Times New Roman"/>
-          <w:sz w:val="18"/>
-          <w:szCs w:val="18"/>
-          <w:lang w:val="es-EC"/>
-        </w:rPr>
-        <w:tab/>
-      </w:r>
-      <w:r>
-        <w:rPr>
-          <w:rFonts w:ascii="Times New Roman" w:hAnsi="Times New Roman"/>
-          <w:sz w:val="18"/>
-          <w:szCs w:val="18"/>
-          <w:lang w:val="es-EC"/>
-        </w:rPr>
-        <w:tab/>
-      </w:r>
-      <w:r>
-        <w:rPr>
-          <w:rFonts w:ascii="Times New Roman" w:hAnsi="Times New Roman"/>
-          <w:sz w:val="18"/>
-          <w:szCs w:val="18"/>
-          <w:lang w:val="es-EC"/>
-        </w:rPr>
-        <w:t xml:space="preserve"> </w:t>
-      </w:r>
-      <w:r>
-        <w:rPr>
-          <w:rFonts w:ascii="Times New Roman" w:hAnsi="Times New Roman"/>
-          <w:i/>
-          <w:sz w:val="18"/>
-          <w:szCs w:val="18"/>
-          <w:lang w:val="es-EC"/>
-        </w:rPr>
         <w:t>ID:</w:t>
       </w:r>
       <w:r>
@@ -1006,7 +981,7 @@
           <w:szCs w:val="18"/>
           <w:lang w:val="es-EC"/>
         </w:rPr>
-        <w:t xml:space="preserve"> L00400575</w:t>
+        <w:t xml:space="preserve"> L00387286</w:t>
       </w:r>
     </w:p>
     <w:p>
@@ -1049,16 +1024,7 @@
           <w:szCs w:val="18"/>
           <w:lang w:val="es-EC"/>
         </w:rPr>
-        <w:t>0</w:t>
-      </w:r>
-      <w:r>
-        <w:rPr>
-          <w:rFonts w:ascii="Times New Roman" w:hAnsi="Times New Roman"/>
-          <w:sz w:val="18"/>
-          <w:szCs w:val="18"/>
-          <w:lang w:val="es-EC"/>
-        </w:rPr>
-        <w:t>958644915</w:t>
+        <w:t>0987800233</w:t>
       </w:r>
       <w:r>
         <w:rPr>
@@ -1123,7 +1089,17 @@
           <w:szCs w:val="18"/>
           <w:lang w:val="es-EC"/>
         </w:rPr>
-        <w:t>vnzurita@espe.edu.ec</w:t>
+        <w:t>ejmerino</w:t>
+      </w:r>
+      <w:r>
+        <w:rPr>
+          <w:rFonts w:ascii="Times New Roman" w:hAnsi="Times New Roman"/>
+          <w:iCs/>
+          <w:sz w:val="18"/>
+          <w:szCs w:val="18"/>
+          <w:lang w:val="es-EC"/>
+        </w:rPr>
+        <w:t>@espe.edu.ec</w:t>
       </w:r>
     </w:p>
     <w:p>
@@ -1228,7 +1204,7 @@
           <w:szCs w:val="18"/>
           <w:lang w:val="es-EC"/>
         </w:rPr>
-        <w:t>SISEKAROF</w:t>
+        <w:t>U-LEARNINGCENTER ULC S.A.S</w:t>
       </w:r>
     </w:p>
     <w:p>
@@ -1261,17 +1237,19 @@
           <w:szCs w:val="18"/>
           <w:lang w:val="es-EC"/>
         </w:rPr>
-        <w:t xml:space="preserve"> ________________________________________________________________________</w:t>
-      </w:r>
-      <w:r>
-        <w:rPr>
-          <w:rFonts w:ascii="Times New Roman" w:hAnsi="Times New Roman"/>
-          <w:sz w:val="18"/>
-          <w:szCs w:val="18"/>
-          <w:lang w:val="es-EC"/>
-        </w:rPr>
-        <w:t>_____</w:t>
-      </w:r>
+        <w:t xml:space="preserve"> </w:t>
+      </w:r>
+      <w:r>
+        <w:rPr>
+          <w:rFonts w:ascii="Times New Roman" w:hAnsi="Times New Roman"/>
+          <w:sz w:val="18"/>
+          <w:szCs w:val="18"/>
+          <w:lang w:val="es-EC"/>
+        </w:rPr>
+        <w:t>Vicente Mosquera 247 y pasaje N57C</w:t>
+      </w:r>
+      <w:bookmarkStart w:id="0" w:name="_GoBack"/>
+      <w:bookmarkEnd w:id="0"/>
     </w:p>
     <w:p>
       <w:pPr>
@@ -1392,7 +1370,7 @@
                       <w:sz w:val="18"/>
                       <w:szCs w:val="18"/>
                     </w:rPr>
-                    <w:t>24</w:t>
+                    <w:t>25</w:t>
                   </w:r>
                   <w:r>
                     <w:rPr>
@@ -1410,7 +1388,16 @@
                       <w:sz w:val="18"/>
                       <w:szCs w:val="18"/>
                     </w:rPr>
-                    <w:t>03</w:t>
+                    <w:t>0</w:t>
+                  </w:r>
+                  <w:r>
+                    <w:rPr>
+                      <w:rFonts w:ascii="Arial" w:hAnsi="Arial" w:cs="Arial"/>
+                      <w:b/>
+                      <w:sz w:val="18"/>
+                      <w:szCs w:val="18"/>
+                    </w:rPr>
+                    <w:t>8</w:t>
                   </w:r>
                   <w:r>
                     <w:rPr>
@@ -1494,7 +1481,7 @@
                       <w:sz w:val="18"/>
                       <w:szCs w:val="18"/>
                     </w:rPr>
-                    <w:t>06</w:t>
+                    <w:t>10</w:t>
                   </w:r>
                   <w:r>
                     <w:rPr>
@@ -1672,7 +1659,16 @@
                       <w:sz w:val="18"/>
                       <w:szCs w:val="18"/>
                     </w:rPr>
-                    <w:t>2:00 pm</w:t>
+                    <w:t>14</w:t>
+                  </w:r>
+                  <w:r>
+                    <w:rPr>
+                      <w:rFonts w:ascii="Arial" w:hAnsi="Arial" w:cs="Arial"/>
+                      <w:b/>
+                      <w:sz w:val="18"/>
+                      <w:szCs w:val="18"/>
+                    </w:rPr>
+                    <w:t>:00 pm</w:t>
                   </w:r>
                   <w:r>
                     <w:rPr>
@@ -1699,7 +1695,16 @@
                       <w:sz w:val="18"/>
                       <w:szCs w:val="18"/>
                     </w:rPr>
-                    <w:t>4:00 pm</w:t>
+                    <w:t>20</w:t>
+                  </w:r>
+                  <w:r>
+                    <w:rPr>
+                      <w:rFonts w:ascii="Arial" w:hAnsi="Arial" w:cs="Arial"/>
+                      <w:b/>
+                      <w:sz w:val="18"/>
+                      <w:szCs w:val="18"/>
+                    </w:rPr>
+                    <w:t>:00 pm</w:t>
                   </w:r>
                 </w:p>
                 <w:p>
@@ -1746,7 +1751,7 @@
                       <w:szCs w:val="18"/>
                       <w:lang w:val="es-MX"/>
                     </w:rPr>
-                    <w:t>260</w:t>
+                    <w:t>264</w:t>
                   </w:r>
                 </w:p>
               </w:txbxContent>
@@ -3965,7 +3970,7 @@
                       <w:sz w:val="20"/>
                       <w:szCs w:val="20"/>
                     </w:rPr>
-                    <w:t>Tatiana Marisol Gualotuña Alvarez</w:t>
+                    <w:t>Washington Eduardo Loza Herrera</w:t>
                   </w:r>
                 </w:p>
                 <w:p>
@@ -4019,7 +4024,7 @@
                       <w:sz w:val="20"/>
                       <w:szCs w:val="20"/>
                     </w:rPr>
-                    <w:t>1711498418</w:t>
+                    <w:t>1713756524</w:t>
                   </w:r>
                 </w:p>
               </w:txbxContent>
@@ -4118,7 +4123,7 @@
                       <w:sz w:val="20"/>
                       <w:szCs w:val="20"/>
                     </w:rPr>
-                    <w:t>Vanessa Noemi Zurita Montaguano</w:t>
+                    <w:t>Ednan Josué Merino Calderón</w:t>
                   </w:r>
                 </w:p>
                 <w:p>
@@ -4163,7 +4168,7 @@
                       <w:sz w:val="20"/>
                       <w:szCs w:val="20"/>
                     </w:rPr>
-                    <w:t xml:space="preserve"> 1751399161</w:t>
+                    <w:t xml:space="preserve"> 1718972597</w:t>
                   </w:r>
                 </w:p>
               </w:txbxContent>
@@ -4533,7 +4538,7 @@
 </file>
 
 <file path=word/endnotes.xml><?xml version="1.0" encoding="utf-8"?>
-<w:endnotes xmlns:wpc="http://schemas.microsoft.com/office/word/2010/wordprocessingCanvas" xmlns:cx="http://schemas.microsoft.com/office/drawing/2014/chartex" xmlns:cx1="http://schemas.microsoft.com/office/drawing/2015/9/8/chartex" xmlns:cx2="http://schemas.microsoft.com/office/drawing/2015/10/21/chartex" xmlns:cx3="http://schemas.microsoft.com/office/drawing/2016/5/9/chartex" xmlns:cx4="http://schemas.microsoft.com/office/drawing/2016/5/10/chartex" xmlns:cx5="http://schemas.microsoft.com/office/drawing/2016/5/11/chartex" xmlns:cx6="http://schemas.microsoft.com/office/drawing/2016/5/12/chartex" xmlns:cx7="http://schemas.microsoft.com/office/drawing/2016/5/13/chartex" xmlns:cx8="http://schemas.microsoft.com/office/drawing/2016/5/14/chartex" xmlns:mc="http://schemas.openxmlformats.org/markup-compatibility/2006" xmlns:aink="http://schemas.microsoft.com/office/drawing/2016/ink" xmlns:am3d="http://schemas.microsoft.com/office/drawing/2017/model3d" xmlns:o="urn:schemas-microsoft-com:office:office" xmlns:oel="http://schemas.microsoft.com/office/2019/extlst" xmlns:r="http://schemas.openxmlformats.org/officeDocument/2006/relationships" xmlns:m="http://schemas.openxmlformats.org/officeDocument/2006/math" xmlns:v="urn:schemas-microsoft-com:vml" xmlns:wp14="http://schemas.microsoft.com/office/word/2010/wordprocessingDrawing" xmlns:wp="http://schemas.openxmlformats.org/drawingml/2006/wordprocessingDrawing" xmlns:w10="urn:schemas-microsoft-com:office:word" xmlns:w="http://schemas.openxmlformats.org/wordprocessingml/2006/main" xmlns:w14="http://schemas.microsoft.com/office/word/2010/wordml" xmlns:w15="http://schemas.microsoft.com/office/word/2012/wordml" xmlns:w16cex="http://schemas.microsoft.com/office/word/2018/wordml/cex" xmlns:w16cid="http://schemas.microsoft.com/office/word/2016/wordml/cid" xmlns:w16="http://schemas.microsoft.com/office/word/2018/wordml" xmlns:w16du="http://schemas.microsoft.com/office/word/2023/wordml/word16du" xmlns:w16sdtdh="http://schemas.microsoft.com/office/word/2020/wordml/sdtdatahash" xmlns:w16sdtfl="http://schemas.microsoft.com/office/word/2024/wordml/sdtformatlock" xmlns:w16se="http://schemas.microsoft.com/office/word/2015/wordml/symex" xmlns:wpg="http://schemas.microsoft.com/office/word/2010/wordprocessingGroup" xmlns:wpi="http://schemas.microsoft.com/office/word/2010/wordprocessingInk" xmlns:wne="http://schemas.microsoft.com/office/word/2006/wordml" xmlns:wps="http://schemas.microsoft.com/office/word/2010/wordprocessingShape" mc:Ignorable="w14 w15 w16se w16cid w16 w16cex w16sdtdh w16sdtfl w16du wp14">
+<w:endnotes xmlns:wpc="http://schemas.microsoft.com/office/word/2010/wordprocessingCanvas" xmlns:mc="http://schemas.openxmlformats.org/markup-compatibility/2006" xmlns:o="urn:schemas-microsoft-com:office:office" xmlns:r="http://schemas.openxmlformats.org/officeDocument/2006/relationships" xmlns:m="http://schemas.openxmlformats.org/officeDocument/2006/math" xmlns:v="urn:schemas-microsoft-com:vml" xmlns:wp14="http://schemas.microsoft.com/office/word/2010/wordprocessingDrawing" xmlns:wp="http://schemas.openxmlformats.org/drawingml/2006/wordprocessingDrawing" xmlns:w10="urn:schemas-microsoft-com:office:word" xmlns:w="http://schemas.openxmlformats.org/wordprocessingml/2006/main" xmlns:w14="http://schemas.microsoft.com/office/word/2010/wordml" xmlns:w15="http://schemas.microsoft.com/office/word/2012/wordml" xmlns:wpg="http://schemas.microsoft.com/office/word/2010/wordprocessingGroup" xmlns:wpi="http://schemas.microsoft.com/office/word/2010/wordprocessingInk" xmlns:wne="http://schemas.microsoft.com/office/word/2006/wordml" xmlns:wps="http://schemas.microsoft.com/office/word/2010/wordprocessingShape" mc:Ignorable="w14 w15 wp14">
   <w:endnote w:type="separator" w:id="-1">
     <w:p>
       <w:r>
@@ -4552,7 +4557,7 @@
 </file>
 
 <file path=word/footer1.xml><?xml version="1.0" encoding="utf-8"?>
-<w:ftr xmlns:wpc="http://schemas.microsoft.com/office/word/2010/wordprocessingCanvas" xmlns:cx="http://schemas.microsoft.com/office/drawing/2014/chartex" xmlns:cx1="http://schemas.microsoft.com/office/drawing/2015/9/8/chartex" xmlns:cx2="http://schemas.microsoft.com/office/drawing/2015/10/21/chartex" xmlns:cx3="http://schemas.microsoft.com/office/drawing/2016/5/9/chartex" xmlns:cx4="http://schemas.microsoft.com/office/drawing/2016/5/10/chartex" xmlns:cx5="http://schemas.microsoft.com/office/drawing/2016/5/11/chartex" xmlns:cx6="http://schemas.microsoft.com/office/drawing/2016/5/12/chartex" xmlns:cx7="http://schemas.microsoft.com/office/drawing/2016/5/13/chartex" xmlns:cx8="http://schemas.microsoft.com/office/drawing/2016/5/14/chartex" xmlns:mc="http://schemas.openxmlformats.org/markup-compatibility/2006" xmlns:aink="http://schemas.microsoft.com/office/drawing/2016/ink" xmlns:am3d="http://schemas.microsoft.com/office/drawing/2017/model3d" xmlns:o="urn:schemas-microsoft-com:office:office" xmlns:oel="http://schemas.microsoft.com/office/2019/extlst" xmlns:r="http://schemas.openxmlformats.org/officeDocument/2006/relationships" xmlns:m="http://schemas.openxmlformats.org/officeDocument/2006/math" xmlns:v="urn:schemas-microsoft-com:vml" xmlns:wp14="http://schemas.microsoft.com/office/word/2010/wordprocessingDrawing" xmlns:wp="http://schemas.openxmlformats.org/drawingml/2006/wordprocessingDrawing" xmlns:w10="urn:schemas-microsoft-com:office:word" xmlns:w="http://schemas.openxmlformats.org/wordprocessingml/2006/main" xmlns:w14="http://schemas.microsoft.com/office/word/2010/wordml" xmlns:w15="http://schemas.microsoft.com/office/word/2012/wordml" xmlns:w16cex="http://schemas.microsoft.com/office/word/2018/wordml/cex" xmlns:w16cid="http://schemas.microsoft.com/office/word/2016/wordml/cid" xmlns:w16="http://schemas.microsoft.com/office/word/2018/wordml" xmlns:w16du="http://schemas.microsoft.com/office/word/2023/wordml/word16du" xmlns:w16sdtdh="http://schemas.microsoft.com/office/word/2020/wordml/sdtdatahash" xmlns:w16sdtfl="http://schemas.microsoft.com/office/word/2024/wordml/sdtformatlock" xmlns:w16se="http://schemas.microsoft.com/office/word/2015/wordml/symex" xmlns:wpg="http://schemas.microsoft.com/office/word/2010/wordprocessingGroup" xmlns:wpi="http://schemas.microsoft.com/office/word/2010/wordprocessingInk" xmlns:wne="http://schemas.microsoft.com/office/word/2006/wordml" xmlns:wps="http://schemas.microsoft.com/office/word/2010/wordprocessingShape" mc:Ignorable="w14 w15 w16se w16cid w16 w16cex w16sdtdh w16sdtfl w16du wp14">
+<w:ftr xmlns:wpc="http://schemas.microsoft.com/office/word/2010/wordprocessingCanvas" xmlns:mc="http://schemas.openxmlformats.org/markup-compatibility/2006" xmlns:o="urn:schemas-microsoft-com:office:office" xmlns:r="http://schemas.openxmlformats.org/officeDocument/2006/relationships" xmlns:m="http://schemas.openxmlformats.org/officeDocument/2006/math" xmlns:v="urn:schemas-microsoft-com:vml" xmlns:wp14="http://schemas.microsoft.com/office/word/2010/wordprocessingDrawing" xmlns:wp="http://schemas.openxmlformats.org/drawingml/2006/wordprocessingDrawing" xmlns:w10="urn:schemas-microsoft-com:office:word" xmlns:w="http://schemas.openxmlformats.org/wordprocessingml/2006/main" xmlns:w14="http://schemas.microsoft.com/office/word/2010/wordml" xmlns:w15="http://schemas.microsoft.com/office/word/2012/wordml" xmlns:wpg="http://schemas.microsoft.com/office/word/2010/wordprocessingGroup" xmlns:wpi="http://schemas.microsoft.com/office/word/2010/wordprocessingInk" xmlns:wne="http://schemas.microsoft.com/office/word/2006/wordml" xmlns:wps="http://schemas.microsoft.com/office/word/2010/wordprocessingShape" mc:Ignorable="w14 w15 wp14">
   <w:p>
     <w:pPr>
       <w:pStyle w:val="Textoindependiente"/>
@@ -4598,27 +4603,7 @@
         <w:sz w:val="14"/>
         <w:szCs w:val="14"/>
       </w:rPr>
-      <w:t xml:space="preserve"> </w:t>
-    </w:r>
-    <w:proofErr w:type="spellStart"/>
-    <w:r>
-      <w:rPr>
-        <w:rFonts w:asciiTheme="majorHAnsi" w:hAnsiTheme="majorHAnsi" w:cs="Arial"/>
-        <w:b/>
-        <w:sz w:val="14"/>
-        <w:szCs w:val="14"/>
-      </w:rPr>
-      <w:t>N°</w:t>
-    </w:r>
-    <w:proofErr w:type="spellEnd"/>
-    <w:r>
-      <w:rPr>
-        <w:rFonts w:asciiTheme="majorHAnsi" w:hAnsiTheme="majorHAnsi" w:cs="Arial"/>
-        <w:b/>
-        <w:sz w:val="14"/>
-        <w:szCs w:val="14"/>
-      </w:rPr>
-      <w:t xml:space="preserve"> 05</w:t>
+      <w:t xml:space="preserve"> N° 05</w:t>
     </w:r>
   </w:p>
   <w:p>
@@ -4716,7 +4701,7 @@
 </file>
 
 <file path=word/footnotes.xml><?xml version="1.0" encoding="utf-8"?>
-<w:footnotes xmlns:wpc="http://schemas.microsoft.com/office/word/2010/wordprocessingCanvas" xmlns:cx="http://schemas.microsoft.com/office/drawing/2014/chartex" xmlns:cx1="http://schemas.microsoft.com/office/drawing/2015/9/8/chartex" xmlns:cx2="http://schemas.microsoft.com/office/drawing/2015/10/21/chartex" xmlns:cx3="http://schemas.microsoft.com/office/drawing/2016/5/9/chartex" xmlns:cx4="http://schemas.microsoft.com/office/drawing/2016/5/10/chartex" xmlns:cx5="http://schemas.microsoft.com/office/drawing/2016/5/11/chartex" xmlns:cx6="http://schemas.microsoft.com/office/drawing/2016/5/12/chartex" xmlns:cx7="http://schemas.microsoft.com/office/drawing/2016/5/13/chartex" xmlns:cx8="http://schemas.microsoft.com/office/drawing/2016/5/14/chartex" xmlns:mc="http://schemas.openxmlformats.org/markup-compatibility/2006" xmlns:aink="http://schemas.microsoft.com/office/drawing/2016/ink" xmlns:am3d="http://schemas.microsoft.com/office/drawing/2017/model3d" xmlns:o="urn:schemas-microsoft-com:office:office" xmlns:oel="http://schemas.microsoft.com/office/2019/extlst" xmlns:r="http://schemas.openxmlformats.org/officeDocument/2006/relationships" xmlns:m="http://schemas.openxmlformats.org/officeDocument/2006/math" xmlns:v="urn:schemas-microsoft-com:vml" xmlns:wp14="http://schemas.microsoft.com/office/word/2010/wordprocessingDrawing" xmlns:wp="http://schemas.openxmlformats.org/drawingml/2006/wordprocessingDrawing" xmlns:w10="urn:schemas-microsoft-com:office:word" xmlns:w="http://schemas.openxmlformats.org/wordprocessingml/2006/main" xmlns:w14="http://schemas.microsoft.com/office/word/2010/wordml" xmlns:w15="http://schemas.microsoft.com/office/word/2012/wordml" xmlns:w16cex="http://schemas.microsoft.com/office/word/2018/wordml/cex" xmlns:w16cid="http://schemas.microsoft.com/office/word/2016/wordml/cid" xmlns:w16="http://schemas.microsoft.com/office/word/2018/wordml" xmlns:w16du="http://schemas.microsoft.com/office/word/2023/wordml/word16du" xmlns:w16sdtdh="http://schemas.microsoft.com/office/word/2020/wordml/sdtdatahash" xmlns:w16sdtfl="http://schemas.microsoft.com/office/word/2024/wordml/sdtformatlock" xmlns:w16se="http://schemas.microsoft.com/office/word/2015/wordml/symex" xmlns:wpg="http://schemas.microsoft.com/office/word/2010/wordprocessingGroup" xmlns:wpi="http://schemas.microsoft.com/office/word/2010/wordprocessingInk" xmlns:wne="http://schemas.microsoft.com/office/word/2006/wordml" xmlns:wps="http://schemas.microsoft.com/office/word/2010/wordprocessingShape" mc:Ignorable="w14 w15 w16se w16cid w16 w16cex w16sdtdh w16sdtfl w16du wp14">
+<w:footnotes xmlns:wpc="http://schemas.microsoft.com/office/word/2010/wordprocessingCanvas" xmlns:mc="http://schemas.openxmlformats.org/markup-compatibility/2006" xmlns:o="urn:schemas-microsoft-com:office:office" xmlns:r="http://schemas.openxmlformats.org/officeDocument/2006/relationships" xmlns:m="http://schemas.openxmlformats.org/officeDocument/2006/math" xmlns:v="urn:schemas-microsoft-com:vml" xmlns:wp14="http://schemas.microsoft.com/office/word/2010/wordprocessingDrawing" xmlns:wp="http://schemas.openxmlformats.org/drawingml/2006/wordprocessingDrawing" xmlns:w10="urn:schemas-microsoft-com:office:word" xmlns:w="http://schemas.openxmlformats.org/wordprocessingml/2006/main" xmlns:w14="http://schemas.microsoft.com/office/word/2010/wordml" xmlns:w15="http://schemas.microsoft.com/office/word/2012/wordml" xmlns:wpg="http://schemas.microsoft.com/office/word/2010/wordprocessingGroup" xmlns:wpi="http://schemas.microsoft.com/office/word/2010/wordprocessingInk" xmlns:wne="http://schemas.microsoft.com/office/word/2006/wordml" xmlns:wps="http://schemas.microsoft.com/office/word/2010/wordprocessingShape" mc:Ignorable="w14 w15 wp14">
   <w:footnote w:type="separator" w:id="-1">
     <w:p>
       <w:r>
@@ -4840,7 +4825,7 @@
 </file>
 
 <file path=word/header1.xml><?xml version="1.0" encoding="utf-8"?>
-<w:hdr xmlns:wpc="http://schemas.microsoft.com/office/word/2010/wordprocessingCanvas" xmlns:cx="http://schemas.microsoft.com/office/drawing/2014/chartex" xmlns:cx1="http://schemas.microsoft.com/office/drawing/2015/9/8/chartex" xmlns:cx2="http://schemas.microsoft.com/office/drawing/2015/10/21/chartex" xmlns:cx3="http://schemas.microsoft.com/office/drawing/2016/5/9/chartex" xmlns:cx4="http://schemas.microsoft.com/office/drawing/2016/5/10/chartex" xmlns:cx5="http://schemas.microsoft.com/office/drawing/2016/5/11/chartex" xmlns:cx6="http://schemas.microsoft.com/office/drawing/2016/5/12/chartex" xmlns:cx7="http://schemas.microsoft.com/office/drawing/2016/5/13/chartex" xmlns:cx8="http://schemas.microsoft.com/office/drawing/2016/5/14/chartex" xmlns:mc="http://schemas.openxmlformats.org/markup-compatibility/2006" xmlns:aink="http://schemas.microsoft.com/office/drawing/2016/ink" xmlns:am3d="http://schemas.microsoft.com/office/drawing/2017/model3d" xmlns:o="urn:schemas-microsoft-com:office:office" xmlns:oel="http://schemas.microsoft.com/office/2019/extlst" xmlns:r="http://schemas.openxmlformats.org/officeDocument/2006/relationships" xmlns:m="http://schemas.openxmlformats.org/officeDocument/2006/math" xmlns:v="urn:schemas-microsoft-com:vml" xmlns:wp14="http://schemas.microsoft.com/office/word/2010/wordprocessingDrawing" xmlns:wp="http://schemas.openxmlformats.org/drawingml/2006/wordprocessingDrawing" xmlns:w10="urn:schemas-microsoft-com:office:word" xmlns:w="http://schemas.openxmlformats.org/wordprocessingml/2006/main" xmlns:w14="http://schemas.microsoft.com/office/word/2010/wordml" xmlns:w15="http://schemas.microsoft.com/office/word/2012/wordml" xmlns:w16cex="http://schemas.microsoft.com/office/word/2018/wordml/cex" xmlns:w16cid="http://schemas.microsoft.com/office/word/2016/wordml/cid" xmlns:w16="http://schemas.microsoft.com/office/word/2018/wordml" xmlns:w16du="http://schemas.microsoft.com/office/word/2023/wordml/word16du" xmlns:w16sdtdh="http://schemas.microsoft.com/office/word/2020/wordml/sdtdatahash" xmlns:w16sdtfl="http://schemas.microsoft.com/office/word/2024/wordml/sdtformatlock" xmlns:w16se="http://schemas.microsoft.com/office/word/2015/wordml/symex" xmlns:wpg="http://schemas.microsoft.com/office/word/2010/wordprocessingGroup" xmlns:wpi="http://schemas.microsoft.com/office/word/2010/wordprocessingInk" xmlns:wne="http://schemas.microsoft.com/office/word/2006/wordml" xmlns:wps="http://schemas.microsoft.com/office/word/2010/wordprocessingShape" mc:Ignorable="w14 w15 w16se w16cid w16 w16cex w16sdtdh w16sdtfl w16du wp14">
+<w:hdr xmlns:wpc="http://schemas.microsoft.com/office/word/2010/wordprocessingCanvas" xmlns:mc="http://schemas.openxmlformats.org/markup-compatibility/2006" xmlns:o="urn:schemas-microsoft-com:office:office" xmlns:r="http://schemas.openxmlformats.org/officeDocument/2006/relationships" xmlns:m="http://schemas.openxmlformats.org/officeDocument/2006/math" xmlns:v="urn:schemas-microsoft-com:vml" xmlns:wp14="http://schemas.microsoft.com/office/word/2010/wordprocessingDrawing" xmlns:wp="http://schemas.openxmlformats.org/drawingml/2006/wordprocessingDrawing" xmlns:w10="urn:schemas-microsoft-com:office:word" xmlns:w="http://schemas.openxmlformats.org/wordprocessingml/2006/main" xmlns:w14="http://schemas.microsoft.com/office/word/2010/wordml" xmlns:w15="http://schemas.microsoft.com/office/word/2012/wordml" xmlns:wpg="http://schemas.microsoft.com/office/word/2010/wordprocessingGroup" xmlns:wpi="http://schemas.microsoft.com/office/word/2010/wordprocessingInk" xmlns:wne="http://schemas.microsoft.com/office/word/2006/wordml" xmlns:wps="http://schemas.microsoft.com/office/word/2010/wordprocessingShape" mc:Ignorable="w14 w15 wp14">
   <w:p>
     <w:pPr>
       <w:pStyle w:val="Encabezado"/>
@@ -4910,7 +4895,7 @@
 </file>
 
 <file path=word/numbering.xml><?xml version="1.0" encoding="utf-8"?>
-<w:numbering xmlns:wpc="http://schemas.microsoft.com/office/word/2010/wordprocessingCanvas" xmlns:cx="http://schemas.microsoft.com/office/drawing/2014/chartex" xmlns:cx1="http://schemas.microsoft.com/office/drawing/2015/9/8/chartex" xmlns:cx2="http://schemas.microsoft.com/office/drawing/2015/10/21/chartex" xmlns:cx3="http://schemas.microsoft.com/office/drawing/2016/5/9/chartex" xmlns:cx4="http://schemas.microsoft.com/office/drawing/2016/5/10/chartex" xmlns:cx5="http://schemas.microsoft.com/office/drawing/2016/5/11/chartex" xmlns:cx6="http://schemas.microsoft.com/office/drawing/2016/5/12/chartex" xmlns:cx7="http://schemas.microsoft.com/office/drawing/2016/5/13/chartex" xmlns:cx8="http://schemas.microsoft.com/office/drawing/2016/5/14/chartex" xmlns:mc="http://schemas.openxmlformats.org/markup-compatibility/2006" xmlns:aink="http://schemas.microsoft.com/office/drawing/2016/ink" xmlns:am3d="http://schemas.microsoft.com/office/drawing/2017/model3d" xmlns:o="urn:schemas-microsoft-com:office:office" xmlns:oel="http://schemas.microsoft.com/office/2019/extlst" xmlns:r="http://schemas.openxmlformats.org/officeDocument/2006/relationships" xmlns:m="http://schemas.openxmlformats.org/officeDocument/2006/math" xmlns:v="urn:schemas-microsoft-com:vml" xmlns:wp14="http://schemas.microsoft.com/office/word/2010/wordprocessingDrawing" xmlns:wp="http://schemas.openxmlformats.org/drawingml/2006/wordprocessingDrawing" xmlns:w10="urn:schemas-microsoft-com:office:word" xmlns:w="http://schemas.openxmlformats.org/wordprocessingml/2006/main" xmlns:w14="http://schemas.microsoft.com/office/word/2010/wordml" xmlns:w15="http://schemas.microsoft.com/office/word/2012/wordml" xmlns:w16cex="http://schemas.microsoft.com/office/word/2018/wordml/cex" xmlns:w16cid="http://schemas.microsoft.com/office/word/2016/wordml/cid" xmlns:w16="http://schemas.microsoft.com/office/word/2018/wordml" xmlns:w16du="http://schemas.microsoft.com/office/word/2023/wordml/word16du" xmlns:w16sdtdh="http://schemas.microsoft.com/office/word/2020/wordml/sdtdatahash" xmlns:w16sdtfl="http://schemas.microsoft.com/office/word/2024/wordml/sdtformatlock" xmlns:w16se="http://schemas.microsoft.com/office/word/2015/wordml/symex" xmlns:wpg="http://schemas.microsoft.com/office/word/2010/wordprocessingGroup" xmlns:wpi="http://schemas.microsoft.com/office/word/2010/wordprocessingInk" xmlns:wne="http://schemas.microsoft.com/office/word/2006/wordml" xmlns:wps="http://schemas.microsoft.com/office/word/2010/wordprocessingShape" mc:Ignorable="w14 w15 w16se w16cid w16 w16cex w16sdtdh w16sdtfl w16du wp14">
+<w:numbering xmlns:wpc="http://schemas.microsoft.com/office/word/2010/wordprocessingCanvas" xmlns:mc="http://schemas.openxmlformats.org/markup-compatibility/2006" xmlns:o="urn:schemas-microsoft-com:office:office" xmlns:r="http://schemas.openxmlformats.org/officeDocument/2006/relationships" xmlns:m="http://schemas.openxmlformats.org/officeDocument/2006/math" xmlns:v="urn:schemas-microsoft-com:vml" xmlns:wp14="http://schemas.microsoft.com/office/word/2010/wordprocessingDrawing" xmlns:wp="http://schemas.openxmlformats.org/drawingml/2006/wordprocessingDrawing" xmlns:w10="urn:schemas-microsoft-com:office:word" xmlns:w="http://schemas.openxmlformats.org/wordprocessingml/2006/main" xmlns:w14="http://schemas.microsoft.com/office/word/2010/wordml" xmlns:w15="http://schemas.microsoft.com/office/word/2012/wordml" xmlns:wpg="http://schemas.microsoft.com/office/word/2010/wordprocessingGroup" xmlns:wpi="http://schemas.microsoft.com/office/word/2010/wordprocessingInk" xmlns:wne="http://schemas.microsoft.com/office/word/2006/wordml" xmlns:wps="http://schemas.microsoft.com/office/word/2010/wordprocessingShape" mc:Ignorable="w14 w15 wp14">
   <w:abstractNum w:abstractNumId="0" w15:restartNumberingAfterBreak="0">
     <w:nsid w:val="014E4A2D"/>
     <w:multiLevelType w:val="multilevel"/>
@@ -5409,26 +5394,26 @@
       </w:pPr>
     </w:lvl>
   </w:abstractNum>
-  <w:num w:numId="1" w16cid:durableId="211112944">
+  <w:num w:numId="1">
     <w:abstractNumId w:val="3"/>
   </w:num>
-  <w:num w:numId="2" w16cid:durableId="255752831">
+  <w:num w:numId="2">
     <w:abstractNumId w:val="0"/>
   </w:num>
-  <w:num w:numId="3" w16cid:durableId="841622899">
+  <w:num w:numId="3">
     <w:abstractNumId w:val="2"/>
   </w:num>
-  <w:num w:numId="4" w16cid:durableId="2073917861">
+  <w:num w:numId="4">
     <w:abstractNumId w:val="1"/>
   </w:num>
-  <w:num w:numId="5" w16cid:durableId="1958219693">
+  <w:num w:numId="5">
     <w:abstractNumId w:val="4"/>
   </w:num>
 </w:numbering>
 </file>
 
 <file path=word/styles.xml><?xml version="1.0" encoding="utf-8"?>
-<w:styles xmlns:mc="http://schemas.openxmlformats.org/markup-compatibility/2006" xmlns:r="http://schemas.openxmlformats.org/officeDocument/2006/relationships" xmlns:w="http://schemas.openxmlformats.org/wordprocessingml/2006/main" xmlns:w14="http://schemas.microsoft.com/office/word/2010/wordml" xmlns:w15="http://schemas.microsoft.com/office/word/2012/wordml" xmlns:w16cex="http://schemas.microsoft.com/office/word/2018/wordml/cex" xmlns:w16cid="http://schemas.microsoft.com/office/word/2016/wordml/cid" xmlns:w16="http://schemas.microsoft.com/office/word/2018/wordml" xmlns:w16du="http://schemas.microsoft.com/office/word/2023/wordml/word16du" xmlns:w16sdtdh="http://schemas.microsoft.com/office/word/2020/wordml/sdtdatahash" xmlns:w16sdtfl="http://schemas.microsoft.com/office/word/2024/wordml/sdtformatlock" xmlns:w16se="http://schemas.microsoft.com/office/word/2015/wordml/symex" mc:Ignorable="w14 w15 w16se w16cid w16 w16cex w16sdtdh w16sdtfl w16du">
+<w:styles xmlns:mc="http://schemas.openxmlformats.org/markup-compatibility/2006" xmlns:r="http://schemas.openxmlformats.org/officeDocument/2006/relationships" xmlns:w="http://schemas.openxmlformats.org/wordprocessingml/2006/main" xmlns:w14="http://schemas.microsoft.com/office/word/2010/wordml" xmlns:w15="http://schemas.microsoft.com/office/word/2012/wordml" mc:Ignorable="w14 w15">
   <w:docDefaults>
     <w:rPrDefault>
       <w:rPr>
@@ -5444,7 +5429,7 @@
       </w:pPr>
     </w:pPrDefault>
   </w:docDefaults>
-  <w:latentStyles w:defLockedState="0" w:defUIPriority="99" w:defSemiHidden="0" w:defUnhideWhenUsed="0" w:defQFormat="0" w:count="376">
+  <w:latentStyles w:defLockedState="0" w:defUIPriority="99" w:defSemiHidden="0" w:defUnhideWhenUsed="0" w:defQFormat="0" w:count="371">
     <w:lsdException w:name="Normal" w:uiPriority="0" w:qFormat="1"/>
     <w:lsdException w:name="heading 1" w:uiPriority="9" w:qFormat="1"/>
     <w:lsdException w:name="heading 2" w:semiHidden="1" w:uiPriority="9" w:unhideWhenUsed="1" w:qFormat="1"/>
@@ -5816,11 +5801,6 @@
     <w:lsdException w:name="List Table 5 Dark Accent 6" w:uiPriority="50"/>
     <w:lsdException w:name="List Table 6 Colorful Accent 6" w:uiPriority="51"/>
     <w:lsdException w:name="List Table 7 Colorful Accent 6" w:uiPriority="52"/>
-    <w:lsdException w:name="Mention" w:semiHidden="1" w:unhideWhenUsed="1"/>
-    <w:lsdException w:name="Smart Hyperlink" w:semiHidden="1" w:unhideWhenUsed="1"/>
-    <w:lsdException w:name="Hashtag" w:semiHidden="1" w:unhideWhenUsed="1"/>
-    <w:lsdException w:name="Unresolved Mention" w:semiHidden="1" w:unhideWhenUsed="1"/>
-    <w:lsdException w:name="Smart Link" w:semiHidden="1" w:unhideWhenUsed="1"/>
   </w:latentStyles>
   <w:style w:type="paragraph" w:default="1" w:styleId="Normal">
     <w:name w:val="Normal"/>
@@ -6398,7 +6378,7 @@
 </file>
 
 <file path=customXml/itemProps1.xml><?xml version="1.0" encoding="utf-8"?>
-<ds:datastoreItem xmlns:ds="http://schemas.openxmlformats.org/officeDocument/2006/customXml" ds:itemID="{EAB3B3C0-BBB8-4785-90BB-7C15C7EFF781}">
+<ds:datastoreItem xmlns:ds="http://schemas.openxmlformats.org/officeDocument/2006/customXml" ds:itemID="{9CE1B995-38DB-4281-A532-5666F06190F8}">
   <ds:schemaRefs>
     <ds:schemaRef ds:uri="http://schemas.openxmlformats.org/officeDocument/2006/bibliography"/>
   </ds:schemaRefs>
